--- a/dossier-conformite-2026/livrables/03_Parcours_stagiaire/HAND-12_Procedure_handicap.docx
+++ b/dossier-conformite-2026/livrables/03_Parcours_stagiaire/HAND-12_Procedure_handicap.docx
@@ -16,7 +16,7 @@
       <w:r>
         <w:rPr>
           <w:b/>
-          <w:color w:val="C9A94D"/>
+          <w:color w:val="8A6D1F"/>
           <w:sz w:val="28"/>
         </w:rPr>
         <w:t>Qualiopi indicateur 26 — Référent handicap</w:t>
@@ -31,8 +31,15 @@
     </w:p>
     <w:p>
       <w:pPr>
-        <w:pStyle w:val="ListNumber"/>
+        <w:ind w:left="454" w:hanging="454"/>
       </w:pPr>
+      <w:r>
+        <w:rPr>
+          <w:b/>
+          <w:color w:val="1B3A6B"/>
+        </w:rPr>
+        <w:t xml:space="preserve">1.  </w:t>
+      </w:r>
       <w:r>
         <w:rPr>
           <w:b w:val="0"/>
@@ -42,8 +49,15 @@
     </w:p>
     <w:p>
       <w:pPr>
-        <w:pStyle w:val="ListNumber"/>
+        <w:ind w:left="454" w:hanging="454"/>
       </w:pPr>
+      <w:r>
+        <w:rPr>
+          <w:b/>
+          <w:color w:val="1B3A6B"/>
+        </w:rPr>
+        <w:t xml:space="preserve">2.  </w:t>
+      </w:r>
       <w:r>
         <w:rPr>
           <w:b w:val="0"/>
@@ -53,8 +67,15 @@
     </w:p>
     <w:p>
       <w:pPr>
-        <w:pStyle w:val="ListNumber"/>
+        <w:ind w:left="454" w:hanging="454"/>
       </w:pPr>
+      <w:r>
+        <w:rPr>
+          <w:b/>
+          <w:color w:val="1B3A6B"/>
+        </w:rPr>
+        <w:t xml:space="preserve">3.  </w:t>
+      </w:r>
       <w:r>
         <w:rPr>
           <w:b w:val="0"/>
@@ -64,8 +85,15 @@
     </w:p>
     <w:p>
       <w:pPr>
-        <w:pStyle w:val="ListNumber"/>
+        <w:ind w:left="454" w:hanging="454"/>
       </w:pPr>
+      <w:r>
+        <w:rPr>
+          <w:b/>
+          <w:color w:val="1B3A6B"/>
+        </w:rPr>
+        <w:t xml:space="preserve">4.  </w:t>
+      </w:r>
       <w:r>
         <w:rPr>
           <w:b w:val="0"/>
@@ -74,8 +102,9 @@
       </w:r>
       <w:r>
         <w:rPr>
-          <w:b w:val="0"/>
-          <w:highlight w:val="yellow"/>
+          <w:b/>
+          <w:i/>
+          <w:color w:val="8A6D1F"/>
         </w:rPr>
         <w:t>[À VÉRIFIER : coordonnées]</w:t>
       </w:r>
@@ -88,8 +117,15 @@
     </w:p>
     <w:p>
       <w:pPr>
-        <w:pStyle w:val="ListNumber"/>
+        <w:ind w:left="454" w:hanging="454"/>
       </w:pPr>
+      <w:r>
+        <w:rPr>
+          <w:b/>
+          <w:color w:val="1B3A6B"/>
+        </w:rPr>
+        <w:t xml:space="preserve">5.  </w:t>
+      </w:r>
       <w:r>
         <w:rPr>
           <w:b w:val="0"/>
@@ -99,8 +135,15 @@
     </w:p>
     <w:p>
       <w:pPr>
-        <w:pStyle w:val="ListNumber"/>
+        <w:ind w:left="454" w:hanging="454"/>
       </w:pPr>
+      <w:r>
+        <w:rPr>
+          <w:b/>
+          <w:color w:val="1B3A6B"/>
+        </w:rPr>
+        <w:t xml:space="preserve">6.  </w:t>
+      </w:r>
       <w:r>
         <w:rPr>
           <w:b w:val="0"/>
@@ -110,8 +153,15 @@
     </w:p>
     <w:p>
       <w:pPr>
-        <w:pStyle w:val="ListNumber"/>
+        <w:ind w:left="454" w:hanging="454"/>
       </w:pPr>
+      <w:r>
+        <w:rPr>
+          <w:b/>
+          <w:color w:val="1B3A6B"/>
+        </w:rPr>
+        <w:t xml:space="preserve">7.  </w:t>
+      </w:r>
       <w:r>
         <w:rPr>
           <w:b w:val="0"/>
@@ -139,15 +189,19 @@
         <w:gridCol w:w="5953"/>
       </w:tblGrid>
       <w:tr>
+        <w:trPr>
+          <w:cantSplit w:val="true"/>
+        </w:trPr>
         <w:tc>
           <w:tcPr>
             <w:tcW w:type="dxa" w:w="3685"/>
-            <w:shd w:val="clear" w:color="auto" w:fill="F2F2F2"/>
+            <w:shd w:val="clear" w:color="auto" w:fill="E8EEF7"/>
           </w:tcPr>
           <w:p>
             <w:r>
               <w:rPr>
                 <w:b/>
+                <w:color w:val="1B3A6B"/>
                 <w:sz w:val="22"/>
               </w:rPr>
               <w:t>Nom Prénom</w:t>
@@ -162,15 +216,19 @@
         </w:tc>
       </w:tr>
       <w:tr>
+        <w:trPr>
+          <w:cantSplit w:val="true"/>
+        </w:trPr>
         <w:tc>
           <w:tcPr>
             <w:tcW w:type="dxa" w:w="3685"/>
-            <w:shd w:val="clear" w:color="auto" w:fill="F2F2F2"/>
+            <w:shd w:val="clear" w:color="auto" w:fill="E8EEF7"/>
           </w:tcPr>
           <w:p>
             <w:r>
               <w:rPr>
                 <w:b/>
+                <w:color w:val="1B3A6B"/>
                 <w:sz w:val="22"/>
               </w:rPr>
               <w:t>Besoins exprimés par la personne</w:t>
@@ -185,15 +243,19 @@
         </w:tc>
       </w:tr>
       <w:tr>
+        <w:trPr>
+          <w:cantSplit w:val="true"/>
+        </w:trPr>
         <w:tc>
           <w:tcPr>
             <w:tcW w:type="dxa" w:w="3685"/>
-            <w:shd w:val="clear" w:color="auto" w:fill="F2F2F2"/>
+            <w:shd w:val="clear" w:color="auto" w:fill="E8EEF7"/>
           </w:tcPr>
           <w:p>
             <w:r>
               <w:rPr>
                 <w:b/>
+                <w:color w:val="1B3A6B"/>
                 <w:sz w:val="22"/>
               </w:rPr>
               <w:t>Aménagements pédagogiques décidés</w:t>
@@ -208,15 +270,19 @@
         </w:tc>
       </w:tr>
       <w:tr>
+        <w:trPr>
+          <w:cantSplit w:val="true"/>
+        </w:trPr>
         <w:tc>
           <w:tcPr>
             <w:tcW w:type="dxa" w:w="3685"/>
-            <w:shd w:val="clear" w:color="auto" w:fill="F2F2F2"/>
+            <w:shd w:val="clear" w:color="auto" w:fill="E8EEF7"/>
           </w:tcPr>
           <w:p>
             <w:r>
               <w:rPr>
                 <w:b/>
+                <w:color w:val="1B3A6B"/>
                 <w:sz w:val="22"/>
               </w:rPr>
               <w:t>Aménagements matériels</w:t>
@@ -231,15 +297,19 @@
         </w:tc>
       </w:tr>
       <w:tr>
+        <w:trPr>
+          <w:cantSplit w:val="true"/>
+        </w:trPr>
         <w:tc>
           <w:tcPr>
             <w:tcW w:type="dxa" w:w="3685"/>
-            <w:shd w:val="clear" w:color="auto" w:fill="F2F2F2"/>
+            <w:shd w:val="clear" w:color="auto" w:fill="E8EEF7"/>
           </w:tcPr>
           <w:p>
             <w:r>
               <w:rPr>
                 <w:b/>
+                <w:color w:val="1B3A6B"/>
                 <w:sz w:val="22"/>
               </w:rPr>
               <w:t>Aménagements d'examen à demander</w:t>
@@ -254,15 +324,19 @@
         </w:tc>
       </w:tr>
       <w:tr>
+        <w:trPr>
+          <w:cantSplit w:val="true"/>
+        </w:trPr>
         <w:tc>
           <w:tcPr>
             <w:tcW w:type="dxa" w:w="3685"/>
-            <w:shd w:val="clear" w:color="auto" w:fill="F2F2F2"/>
+            <w:shd w:val="clear" w:color="auto" w:fill="E8EEF7"/>
           </w:tcPr>
           <w:p>
             <w:r>
               <w:rPr>
                 <w:b/>
+                <w:color w:val="1B3A6B"/>
                 <w:sz w:val="22"/>
               </w:rPr>
               <w:t>Partenaires mobilisés</w:t>
@@ -277,15 +351,19 @@
         </w:tc>
       </w:tr>
       <w:tr>
+        <w:trPr>
+          <w:cantSplit w:val="true"/>
+        </w:trPr>
         <w:tc>
           <w:tcPr>
             <w:tcW w:type="dxa" w:w="3685"/>
-            <w:shd w:val="clear" w:color="auto" w:fill="F2F2F2"/>
+            <w:shd w:val="clear" w:color="auto" w:fill="E8EEF7"/>
           </w:tcPr>
           <w:p>
             <w:r>
               <w:rPr>
                 <w:b/>
+                <w:color w:val="1B3A6B"/>
                 <w:sz w:val="22"/>
               </w:rPr>
               <w:t>Accord pour informer l'entreprise d'accueil (oui/non, périmètre)</w:t>
@@ -305,6 +383,7 @@
       <w:tblPr>
         <w:tblStyle w:val="TableGrid"/>
         <w:tblW w:type="auto" w:w="0"/>
+        <w:tblLayout w:type="fixed"/>
         <w:tblLook w:firstColumn="1" w:firstRow="1" w:lastColumn="0" w:lastRow="0" w:noHBand="0" w:noVBand="1" w:val="04A0"/>
       </w:tblPr>
       <w:tblGrid>
@@ -315,12 +394,13 @@
         <w:tc>
           <w:tcPr>
             <w:tcW w:type="dxa" w:w="4819"/>
-            <w:shd w:val="clear" w:color="auto" w:fill="F2F2F2"/>
+            <w:shd w:val="clear" w:color="auto" w:fill="E8EEF7"/>
           </w:tcPr>
           <w:p>
             <w:r>
               <w:rPr>
                 <w:b/>
+                <w:color w:val="1B3A6B"/>
                 <w:sz w:val="22"/>
               </w:rPr>
               <w:t>La personne</w:t>
@@ -330,12 +410,13 @@
         <w:tc>
           <w:tcPr>
             <w:tcW w:type="dxa" w:w="4819"/>
-            <w:shd w:val="clear" w:color="auto" w:fill="F2F2F2"/>
+            <w:shd w:val="clear" w:color="auto" w:fill="E8EEF7"/>
           </w:tcPr>
           <w:p>
             <w:r>
               <w:rPr>
                 <w:b/>
+                <w:color w:val="1B3A6B"/>
                 <w:sz w:val="22"/>
               </w:rPr>
               <w:t>Le référent handicap</w:t>
@@ -344,6 +425,9 @@
         </w:tc>
       </w:tr>
       <w:tr>
+        <w:trPr>
+          <w:cantSplit w:val="true"/>
+        </w:trPr>
         <w:tc>
           <w:tcPr>
             <w:tcW w:type="dxa" w:w="4819"/>
@@ -391,16 +475,17 @@
       <w:tblPr>
         <w:tblStyle w:val="TableGrid"/>
         <w:tblW w:type="auto" w:w="0"/>
+        <w:tblLayout w:type="fixed"/>
         <w:tblLook w:firstColumn="1" w:firstRow="1" w:lastColumn="0" w:lastRow="0" w:noHBand="0" w:noVBand="1" w:val="04A0"/>
       </w:tblPr>
       <w:tblGrid>
-        <w:gridCol w:w="9638"/>
+        <w:gridCol w:w="9639"/>
       </w:tblGrid>
       <w:tr>
         <w:tc>
           <w:tcPr>
             <w:tcW w:type="dxa" w:w="9638"/>
-            <w:shd w:val="clear" w:color="auto" w:fill="FBF6E9"/>
+            <w:shd w:val="clear" w:color="auto" w:fill="E8EEF7"/>
           </w:tcPr>
           <w:p>
             <w:r/>
@@ -408,9 +493,9 @@
               <w:rPr>
                 <w:b/>
                 <w:color w:val="1B3A6B"/>
-                <w:sz w:val="24"/>
+                <w:sz w:val="26"/>
               </w:rPr>
-              <w:t>🔒 RGPD / IA Act — points de conformité de ce document</w:t>
+              <w:t>RGPD et IA Act — points de conformité de ce document</w:t>
             </w:r>
           </w:p>
           <w:p>
@@ -456,12 +541,14 @@
     </w:pPr>
     <w:r>
       <w:rPr>
+        <w:color w:val="1B3A6B"/>
         <w:sz w:val="18"/>
       </w:rPr>
-      <w:t xml:space="preserve">HAND-12  —  YEBA FORMATIONS — SIRET 814 622 262 00032 — Version 2026-10 — Page </w:t>
+      <w:t xml:space="preserve">HAND-12   |   YEBA FORMATIONS — SIRET 814 622 262 00032 — Version 2026-10   |   Page </w:t>
     </w:r>
     <w:r>
       <w:rPr>
+        <w:color w:val="1B3A6B"/>
         <w:sz w:val="18"/>
       </w:rPr>
       <w:fldChar w:fldCharType="begin"/>
@@ -481,7 +568,7 @@
     <w:r>
       <w:drawing>
         <wp:inline xmlns:a="http://schemas.openxmlformats.org/drawingml/2006/main" xmlns:pic="http://schemas.openxmlformats.org/drawingml/2006/picture">
-          <wp:extent cx="676510" cy="576000"/>
+          <wp:extent cx="634228" cy="540000"/>
           <wp:docPr id="1" name="Picture 1"/>
           <wp:cNvGraphicFramePr>
             <a:graphicFrameLocks noChangeAspect="1"/>
@@ -502,7 +589,7 @@
                 <pic:spPr>
                   <a:xfrm>
                     <a:off x="0" y="0"/>
-                    <a:ext cx="676510" cy="576000"/>
+                    <a:ext cx="634228" cy="540000"/>
                   </a:xfrm>
                   <a:prstGeom prst="rect"/>
                 </pic:spPr>
@@ -514,10 +601,11 @@
     </w:r>
     <w:r>
       <w:rPr>
+        <w:b/>
         <w:color w:val="1B3A6B"/>
         <w:sz w:val="18"/>
       </w:rPr>
-      <w:t xml:space="preserve">    YEBA FORMATIONS  |  NDA 04973676397  |  Qualiopi 25FOR02027.1</w:t>
+      <w:t xml:space="preserve">     YEBA FORMATIONS   |   NDA 04973676397   |   Qualiopi 25FOR02027.1</w:t>
     </w:r>
   </w:p>
 </w:hdr>
@@ -1004,8 +1092,8 @@
       <w:rFonts w:asciiTheme="majorHAnsi" w:eastAsiaTheme="majorEastAsia" w:hAnsiTheme="majorHAnsi" w:cstheme="majorBidi" w:ascii="Arial" w:hAnsi="Arial"/>
       <w:b/>
       <w:bCs/>
-      <w:color w:val="C9A94D"/>
-      <w:sz w:val="26"/>
+      <w:color w:val="8A6D1F"/>
+      <w:sz w:val="28"/>
     </w:rPr>
   </w:style>
   <w:style w:type="paragraph" w:styleId="Heading4">
@@ -1423,6 +1511,10 @@
       </w:numPr>
       <w:contextualSpacing/>
     </w:pPr>
+    <w:rPr>
+      <w:rFonts w:ascii="Arial" w:hAnsi="Arial"/>
+      <w:sz w:val="24"/>
+    </w:rPr>
   </w:style>
   <w:style w:type="paragraph" w:styleId="ListBullet2">
     <w:name w:val="List Bullet 2"/>
@@ -1462,6 +1554,10 @@
       </w:numPr>
       <w:contextualSpacing/>
     </w:pPr>
+    <w:rPr>
+      <w:rFonts w:ascii="Arial" w:hAnsi="Arial"/>
+      <w:sz w:val="24"/>
+    </w:rPr>
   </w:style>
   <w:style w:type="paragraph" w:styleId="ListNumber2">
     <w:name w:val="List Number 2"/>
